--- a/assets/templates/Template-Surat-Resign-Genrolla.docx
+++ b/assets/templates/Template-Surat-Resign-Genrolla.docx
@@ -2034,7 +2034,7 @@
           <w:i/>
           <w:sz w:val="20"/>
         </w:rPr>
-        <w:t>Template ini disusun oleh genrolla.id untuk membantu kamu melewati proses resign dengan rapi.</w:t>
+        <w:t>Template ini disusun oleh genrolla.id untuk membantu lo melewati proses resign dengan rapi.</w:t>
       </w:r>
     </w:p>
     <w:p>
